--- a/Admin/students_names.docx
+++ b/Admin/students_names.docx
@@ -28,6 +28,26 @@
       </w:r>
       <w:r>
         <w:t xml:space="preserve"> </w:t>
+      </w:r>
+    </w:p>
+    <w:p>
+      <w:pPr>
+        <w:pStyle w:val="BodyText"/>
+        <w:numPr>
+          <w:ilvl w:val="0"/>
+          <w:numId w:val="1"/>
+        </w:numPr>
+        <w:rPr>
+          <w:b/>
+          <w:bCs/>
+        </w:rPr>
+      </w:pPr>
+      <w:r>
+        <w:rPr>
+          <w:b/>
+          <w:bCs/>
+        </w:rPr>
+        <w:t>Ousman Bah        matt: 22713049</w:t>
       </w:r>
     </w:p>
     <w:p>

--- a/Admin/students_names.docx
+++ b/Admin/students_names.docx
@@ -40,14 +40,18 @@
         <w:rPr>
           <w:b/>
           <w:bCs/>
+          <w:sz w:val="28"/>
+          <w:szCs w:val="28"/>
         </w:rPr>
       </w:pPr>
       <w:r>
         <w:rPr>
           <w:b/>
           <w:bCs/>
+          <w:sz w:val="28"/>
+          <w:szCs w:val="28"/>
         </w:rPr>
-        <w:t>Ousman Bah        matt: 22713049</w:t>
+        <w:t>Ousman Bah      matt: 22713049</w:t>
       </w:r>
     </w:p>
     <w:p>

--- a/Admin/students_names.docx
+++ b/Admin/students_names.docx
@@ -51,7 +51,7 @@
           <w:sz w:val="28"/>
           <w:szCs w:val="28"/>
         </w:rPr>
-        <w:t>Ousman Bah      matt: 22713049</w:t>
+        <w:t>Ousman Bah     matt: 22713049</w:t>
       </w:r>
     </w:p>
     <w:p>
